--- a/docs/fr/Plan_Academique_AI_for_Americans_First.docx
+++ b/docs/fr/Plan_Academique_AI_for_Americans_First.docx
@@ -1459,7 +1459,7 @@
           <w:sz w:val="20"/>
           <w:szCs w:val="20"/>
         </w:rPr>
-        <w:t xml:space="preserve">Ces définitions sont absentes de ton document actuel. Sans elles, les chiffres (x17, 77%, etc.) restent ambiguës.</w:t>
+        <w:t xml:space="preserve">Ces définitions sont absentes de ton document actuel. Sans elles, les chiffres (x17, 78,9%, etc.) restent ambiguës.</w:t>
       </w:r>
     </w:p>
     <w:p>
@@ -3715,7 +3715,7 @@
           <w:sz w:val="20"/>
           <w:szCs w:val="20"/>
         </w:rPr>
-        <w:t xml:space="preserve">Le chiffre « 77% » de ton document manque de source précise. Croiser avec Synergy Research Group (parts de marché cloud EU) et Accenture.</w:t>
+        <w:t xml:space="preserve">Le chiffre « 78,9% » de ton document manque de source précise. Croiser avec Synergy Research Group (parts de marché cloud EU) et Accenture.</w:t>
       </w:r>
     </w:p>
     <w:p>
